--- a/Documentation/course_submissions/Feasibility_Tests.docx
+++ b/Documentation/course_submissions/Feasibility_Tests.docx
@@ -1259,7 +1259,7 @@
                 <w:sz w:val="16"/>
                 <w:szCs w:val="16"/>
               </w:rPr>
-              <w:t xml:space="preserve">Up to 1 s (display checks every second)</w:t>
+              <w:t>Up to 2 s (display checks every 2 s)</w:t>
             </w:r>
           </w:p>
         </w:tc>
@@ -2394,14 +2394,14 @@
           <w:sz w:val="21"/>
           <w:szCs w:val="21"/>
         </w:rPr>
-        <w:t xml:space="preserve">Decision: Firebase Realtime Database over plain HTTPS (REST), polled once a second.</w:t>
+        <w:t>Decision: Firebase Realtime Database over plain HTTPS (REST), polled every 2 seconds.</w:t>
       </w:r>
       <w:r>
         <w:rPr>
           <w:sz w:val="21"/>
           <w:szCs w:val="21"/>
         </w:rPr>
-        <w:t xml:space="preserve"> It works across networks, gives the app a reply and keeps a backup of the lists, with no extra library on the ESP32. A one-second delay is not noticeable for a list command (the app takes longer to record and run Gemini). MQTT would remove the polling and is the documented alternative: all Firebase code is in one file (</w:t>
+        <w:t xml:space="preserve"> It works across networks, gives the app a reply and keeps a backup of the lists, with no extra library on the ESP32. A delay of up to 2 seconds is not noticeable for a list command (the app takes longer to record and run Gemini). MQTT would remove the polling and is the documented alternative: all Firebase code is in one file (</w:t>
       </w:r>
       <w:r>
         <w:rPr>
@@ -2437,7 +2437,7 @@
           <w:sz w:val="21"/>
           <w:szCs w:val="21"/>
         </w:rPr>
-        <w:t xml:space="preserve"> voice commands work end to end: the display applies the command within the one-second check and the app shows the reply ("Added milk to your shopping list"). Read time on the board: HW unit test 8 (</w:t>
+        <w:t xml:space="preserve"> voice commands work end to end: the display applies the command within the 2-second check and the app shows the reply ("Added milk to your shopping list"). Read time on the board: HW unit test 8 (</w:t>
       </w:r>
       <w:r>
         <w:rPr>
